--- a/makey/makey-fruit-machine.docx
+++ b/makey/makey-fruit-machine.docx
@@ -795,7 +795,23 @@
           <w:sz w:val="40"/>
           <w:szCs w:val="40"/>
         </w:rPr>
-        <w:t xml:space="preserve">Touch any of the Makey inputs. A </w:t>
+        <w:t xml:space="preserve">Touch any of the Makey </w:t>
+      </w:r>
+      <w:r>
+        <w:rPr>
+          <w:b/>
+          <w:bCs/>
+          <w:sz w:val="40"/>
+          <w:szCs w:val="40"/>
+        </w:rPr>
+        <w:t>inputs</w:t>
+      </w:r>
+      <w:r>
+        <w:rPr>
+          <w:sz w:val="40"/>
+          <w:szCs w:val="40"/>
+        </w:rPr>
+        <w:t xml:space="preserve">. A </w:t>
       </w:r>
       <w:r>
         <w:rPr>
@@ -1040,12 +1056,10 @@
           <w:sz w:val="40"/>
           <w:szCs w:val="40"/>
         </w:rPr>
-        <w:t>Clip the other end of the “</w:t>
-      </w:r>
-      <w:r>
-        <w:rPr>
-          <w:i/>
-          <w:iCs/>
+        <w:t xml:space="preserve">Clip the other end of the </w:t>
+      </w:r>
+      <w:r>
+        <w:rPr>
           <w:sz w:val="40"/>
           <w:szCs w:val="40"/>
         </w:rPr>
@@ -1056,7 +1070,7 @@
           <w:sz w:val="40"/>
           <w:szCs w:val="40"/>
         </w:rPr>
-        <w:t>” cable onto the paper clip.</w:t>
+        <w:t xml:space="preserve"> cable onto the paper clip.</w:t>
       </w:r>
     </w:p>
     <w:p>
